--- a/TrainingManual6_CrimeLord.docx
+++ b/TrainingManual6_CrimeLord.docx
@@ -195,7 +195,7 @@
         <w:rPr>
           <w:rStyle w:val="SubtleReference"/>
         </w:rPr>
-        <w:t>Elite Troops</w:t>
+        <w:t>Blood Pact</w:t>
       </w:r>
     </w:p>
     <w:p>
@@ -210,7 +210,7 @@
         <w:rPr>
           <w:rStyle w:val="SubtleReference"/>
         </w:rPr>
-        <w:t>Loyal Citizenry</w:t>
+        <w:t>Dangerous Promises</w:t>
       </w:r>
     </w:p>
     <w:p>
@@ -225,7 +225,7 @@
         <w:rPr>
           <w:rStyle w:val="SubtleReference"/>
         </w:rPr>
-        <w:t>Genius Commanders</w:t>
+        <w:t>Wary Guards</w:t>
       </w:r>
     </w:p>
     <w:p>
@@ -240,7 +240,7 @@
         <w:rPr>
           <w:rStyle w:val="SubtleReference"/>
         </w:rPr>
-        <w:t>Innovation Hub</w:t>
+        <w:t>Abusive Power</w:t>
       </w:r>
     </w:p>
     <w:p>
@@ -359,7 +359,7 @@
         <w:rPr>
           <w:rStyle w:val="SubtleReference"/>
         </w:rPr>
-        <w:t>Intimidation</w:t>
+        <w:t>Humiliation</w:t>
       </w:r>
     </w:p>
     <w:p>
@@ -408,6 +408,94 @@
     </w:p>
     <w:p>
       <w:pPr>
+        <w:pStyle w:val="Heading2"/>
+      </w:pPr>
+      <w:r>
+        <w:t>Checkpoint</w:t>
+      </w:r>
+    </w:p>
+    <w:p>
+      <w:pPr>
+        <w:pStyle w:val="Quote"/>
+      </w:pPr>
+      <w:r>
+        <w:t xml:space="preserve">“In this game, </w:t>
+      </w:r>
+      <w:r>
+        <w:t xml:space="preserve">we play as leaders of the </w:t>
+      </w:r>
+      <w:r>
+        <w:t>provinces</w:t>
+      </w:r>
+      <w:r>
+        <w:t xml:space="preserve"> of the ancient Persian empire</w:t>
+      </w:r>
+      <w:r>
+        <w:t xml:space="preserve">. </w:t>
+      </w:r>
+      <w:r>
+        <w:t xml:space="preserve">Our primary enemies of the time are the Greeks on our western border. </w:t>
+      </w:r>
+      <w:r>
+        <w:t xml:space="preserve">The Great King rules over all of us, but he generally </w:t>
+      </w:r>
+      <w:r>
+        <w:t xml:space="preserve">trusts us to keep our provinces in </w:t>
+      </w:r>
+      <w:r>
+        <w:t xml:space="preserve">good working order. As long as we maintain the border and follow the Laws of the Land, </w:t>
+      </w:r>
+      <w:r>
+        <w:t xml:space="preserve">we are free to do as we wish. </w:t>
+      </w:r>
+      <w:r>
+        <w:t xml:space="preserve">Technically, we are all on the same team against the Greeks, but we all know some team players are more valuable than others. </w:t>
+      </w:r>
+      <w:r>
+        <w:t xml:space="preserve">At the end of the game, the province </w:t>
+      </w:r>
+      <w:r>
+        <w:t xml:space="preserve">that holds the most Honor </w:t>
+      </w:r>
+      <w:r>
+        <w:t>wins.</w:t>
+      </w:r>
+      <w:r>
+        <w:t xml:space="preserve"> </w:t>
+      </w:r>
+      <w:r>
+        <w:t xml:space="preserve">As we play, we will gain Honor for </w:t>
+      </w:r>
+      <w:r>
+        <w:t xml:space="preserve">winning battles, deploying lots of Troops, </w:t>
+      </w:r>
+      <w:r>
+        <w:t xml:space="preserve">and </w:t>
+      </w:r>
+      <w:r>
+        <w:t xml:space="preserve">winning </w:t>
+      </w:r>
+      <w:r>
+        <w:t>lawsuits</w:t>
+      </w:r>
+      <w:r>
+        <w:t xml:space="preserve">. At the end of the game, we will gain Honor for having alliances, </w:t>
+      </w:r>
+      <w:r>
+        <w:t>Spies, Troops, and the King’s Favor.</w:t>
+      </w:r>
+      <w:r>
+        <w:t xml:space="preserve"> May the best </w:t>
+      </w:r>
+      <w:r>
+        <w:t>Province win!</w:t>
+      </w:r>
+      <w:r>
+        <w:t>”</w:t>
+      </w:r>
+    </w:p>
+    <w:p>
+      <w:pPr>
         <w:pStyle w:val="Heading1"/>
         <w:rPr>
           <w:rStyle w:val="Emphasis"/>
@@ -658,6 +746,7 @@
           <w:b w:val="0"/>
           <w:bCs w:val="0"/>
         </w:rPr>
+        <w:lastRenderedPageBreak/>
         <w:t>“</w:t>
       </w:r>
       <w:r>
@@ -737,7 +826,6 @@
         <w:pStyle w:val="Quote"/>
       </w:pPr>
       <w:r>
-        <w:lastRenderedPageBreak/>
         <w:t xml:space="preserve">“Now that we have resolved any Schemes, </w:t>
       </w:r>
       <w:r>
@@ -803,16 +891,7 @@
         <w:t>Intimidation</w:t>
       </w:r>
       <w:r>
-        <w:t xml:space="preserve"> </w:t>
-      </w:r>
-      <w:r>
-        <w:t xml:space="preserve">scheme </w:t>
-      </w:r>
-      <w:r>
-        <w:t>card</w:t>
-      </w:r>
-      <w:r>
-        <w:t xml:space="preserve"> </w:t>
+        <w:t xml:space="preserve"> scheme card </w:t>
       </w:r>
       <w:r>
         <w:t xml:space="preserve">and </w:t>
@@ -936,7 +1015,7 @@
         <w:t xml:space="preserve"> </w:t>
       </w:r>
       <w:r>
-        <w:t>6</w:t>
+        <w:t>4</w:t>
       </w:r>
       <w:r>
         <w:t xml:space="preserve"> Commodities</w:t>
@@ -1098,6 +1177,7 @@
         <w:pStyle w:val="Heading2"/>
       </w:pPr>
       <w:r>
+        <w:lastRenderedPageBreak/>
         <w:t>Report Phase</w:t>
       </w:r>
     </w:p>
@@ -1169,11 +1249,7 @@
         <w:t xml:space="preserve"> Before the Target follows the instructions on the card, he will roll one non-player die. If the result is less than or equal to </w:t>
       </w:r>
       <w:r>
-        <w:t xml:space="preserve">the half the </w:t>
-      </w:r>
-      <w:r>
-        <w:lastRenderedPageBreak/>
-        <w:t xml:space="preserve">number of his current Troops, his guards catch the Spy, and the Target discards the Scheme with no effect. If the result is greater than half his Troops, the Scheme succeeds, and he must follow the instructions. This is know as a Guard Roll, and some investments improve your chance of defending a scheme. </w:t>
+        <w:t xml:space="preserve">the half the number of his current Troops, his guards catch the Spy, and the Target discards the Scheme with no effect. If the result is greater than half his Troops, the Scheme succeeds, and he must follow the instructions. This is know as a Guard Roll, and some investments improve your chance of defending a scheme. </w:t>
       </w:r>
       <w:r>
         <w:t xml:space="preserve">Some scheme </w:t>
@@ -1251,7 +1327,13 @@
         <w:rPr>
           <w:rStyle w:val="Strong"/>
         </w:rPr>
-        <w:t>Undermarket Sell</w:t>
+        <w:t xml:space="preserve">Undermarket </w:t>
+      </w:r>
+      <w:r>
+        <w:rPr>
+          <w:rStyle w:val="Strong"/>
+        </w:rPr>
+        <w:t>Monetize</w:t>
       </w:r>
     </w:p>
     <w:p>
@@ -1432,6 +1514,7 @@
         </w:numPr>
       </w:pPr>
       <w:r>
+        <w:lastRenderedPageBreak/>
         <w:t>After finishing this action, trade</w:t>
       </w:r>
       <w:r>
@@ -1455,7 +1538,10 @@
         <w:t xml:space="preserve">I’ve got some </w:t>
       </w:r>
       <w:r>
-        <w:t xml:space="preserve">Coins I’m not going to use. As the Veteran explained earlier, Coins are liquid assets, so I can trade them without returning Alliance Tokens. </w:t>
+        <w:t xml:space="preserve">Coins I’m not going to use. </w:t>
+      </w:r>
+      <w:r>
+        <w:t xml:space="preserve">Players can trade liquid assets (Coins and Commodities) at any time, even outside their turn, but anything else can only be traded by returning Alliance Tokens. </w:t>
       </w:r>
       <w:r>
         <w:t xml:space="preserve">I will give my leftover Coins to the Head Banker in exchange for his </w:t>
@@ -1496,7 +1582,6 @@
         <w:pStyle w:val="Heading2"/>
       </w:pPr>
       <w:r>
-        <w:lastRenderedPageBreak/>
         <w:t>Report Phase</w:t>
       </w:r>
     </w:p>
@@ -1517,10 +1602,7 @@
         <w:pStyle w:val="Quote"/>
       </w:pPr>
       <w:r>
-        <w:t>“</w:t>
-      </w:r>
-      <w:r>
-        <w:t>Time for some Schemes before we end the game</w:t>
+        <w:t>“Time for some Schemes before we end the game</w:t>
       </w:r>
       <w:r>
         <w:t>.</w:t>
@@ -3279,6 +3361,7 @@
   <w:style w:type="character" w:default="1" w:styleId="DefaultParagraphFont">
     <w:name w:val="Default Paragraph Font"/>
     <w:uiPriority w:val="1"/>
+    <w:semiHidden/>
     <w:unhideWhenUsed/>
   </w:style>
   <w:style w:type="table" w:default="1" w:styleId="TableNormal">

--- a/TrainingManual6_CrimeLord.docx
+++ b/TrainingManual6_CrimeLord.docx
@@ -61,37 +61,7 @@
         </w:numPr>
       </w:pPr>
       <w:r>
-        <w:t>Choose a color then take the Player</w:t>
-      </w:r>
-      <w:r>
-        <w:t xml:space="preserve"> Screen</w:t>
-      </w:r>
-      <w:r>
-        <w:t xml:space="preserve">, </w:t>
-      </w:r>
-      <w:r>
-        <w:t>Leaders</w:t>
-      </w:r>
-      <w:r>
-        <w:t xml:space="preserve"> (dice)</w:t>
-      </w:r>
-      <w:r>
-        <w:t>, Alliance Tokens</w:t>
-      </w:r>
-      <w:r>
-        <w:t>, and one Card Marker</w:t>
-      </w:r>
-      <w:r>
-        <w:t xml:space="preserve"> of your color.</w:t>
-      </w:r>
-      <w:r>
-        <w:t xml:space="preserve"> </w:t>
-      </w:r>
-      <w:r>
-        <w:t xml:space="preserve">Place everything </w:t>
-      </w:r>
-      <w:r>
-        <w:t>behind your Player Screen.</w:t>
+        <w:t>Sit to the left of the Warmongerer.</w:t>
       </w:r>
     </w:p>
     <w:p>
@@ -103,10 +73,37 @@
         </w:numPr>
       </w:pPr>
       <w:r>
-        <w:t xml:space="preserve">Place one of your </w:t>
-      </w:r>
-      <w:r>
-        <w:t>Alliance Tokens on the start of the Honor Track.</w:t>
+        <w:t>Choose a color then take the Player</w:t>
+      </w:r>
+      <w:r>
+        <w:t xml:space="preserve"> Screen</w:t>
+      </w:r>
+      <w:r>
+        <w:t xml:space="preserve">, </w:t>
+      </w:r>
+      <w:r>
+        <w:t>Leaders</w:t>
+      </w:r>
+      <w:r>
+        <w:t xml:space="preserve"> (dice)</w:t>
+      </w:r>
+      <w:r>
+        <w:t>, Alliance Tokens</w:t>
+      </w:r>
+      <w:r>
+        <w:t>, and one Card Marker</w:t>
+      </w:r>
+      <w:r>
+        <w:t xml:space="preserve"> of your color.</w:t>
+      </w:r>
+      <w:r>
+        <w:t xml:space="preserve"> </w:t>
+      </w:r>
+      <w:r>
+        <w:t xml:space="preserve">Place everything </w:t>
+      </w:r>
+      <w:r>
+        <w:t>behind your Player Screen.</w:t>
       </w:r>
     </w:p>
     <w:p>
@@ -118,6 +115,21 @@
         </w:numPr>
       </w:pPr>
       <w:r>
+        <w:t xml:space="preserve">Place one of your </w:t>
+      </w:r>
+      <w:r>
+        <w:t>Alliance Tokens on the start of the Honor Track.</w:t>
+      </w:r>
+    </w:p>
+    <w:p>
+      <w:pPr>
+        <w:pStyle w:val="ListParagraph"/>
+        <w:numPr>
+          <w:ilvl w:val="0"/>
+          <w:numId w:val="7"/>
+        </w:numPr>
+      </w:pPr>
+      <w:r>
         <w:t xml:space="preserve">Keep one </w:t>
       </w:r>
       <w:r>
@@ -532,7 +544,7 @@
         <w:rPr>
           <w:rStyle w:val="Strong"/>
         </w:rPr>
-        <w:t>Harvest</w:t>
+        <w:t>Collect</w:t>
       </w:r>
       <w:r>
         <w:rPr>
@@ -555,7 +567,13 @@
         <w:t>“</w:t>
       </w:r>
       <w:r>
-        <w:t>I want some Commodities, but the Market Rate is not worth Buying them, so I will Harvest some for free. This action gives me 2 Commodities per</w:t>
+        <w:t xml:space="preserve">I want some Commodities, but the Market Rate is not worth Buying them, so I will </w:t>
+      </w:r>
+      <w:r>
+        <w:t>Collect</w:t>
+      </w:r>
+      <w:r>
+        <w:t xml:space="preserve"> some for free. This action gives me 2 Commodities per</w:t>
       </w:r>
       <w:r>
         <w:t xml:space="preserve"> Leader Level, so I will gain 4 Commodities.</w:t>
@@ -888,7 +906,7 @@
         <w:rPr>
           <w:rStyle w:val="SubtleReference"/>
         </w:rPr>
-        <w:t>Intimidation</w:t>
+        <w:t>Humiliation</w:t>
       </w:r>
       <w:r>
         <w:t xml:space="preserve"> scheme card </w:t>
@@ -1065,7 +1083,23 @@
           <w:b w:val="0"/>
           <w:bCs w:val="0"/>
         </w:rPr>
-        <w:t xml:space="preserve"> I’ll pay 2 Coins to the Free Bank for 6 Commodities and decrease the Market Rate.</w:t>
+        <w:t xml:space="preserve"> I’ll pay 2 Coins to the Free Bank for </w:t>
+      </w:r>
+      <w:r>
+        <w:rPr>
+          <w:rStyle w:val="Strong"/>
+          <w:b w:val="0"/>
+          <w:bCs w:val="0"/>
+        </w:rPr>
+        <w:t>4</w:t>
+      </w:r>
+      <w:r>
+        <w:rPr>
+          <w:rStyle w:val="Strong"/>
+          <w:b w:val="0"/>
+          <w:bCs w:val="0"/>
+        </w:rPr>
+        <w:t xml:space="preserve"> Commodities and decrease the Market Rate.</w:t>
       </w:r>
       <w:r>
         <w:rPr>
@@ -1249,7 +1283,13 @@
         <w:t xml:space="preserve"> Before the Target follows the instructions on the card, he will roll one non-player die. If the result is less than or equal to </w:t>
       </w:r>
       <w:r>
-        <w:t xml:space="preserve">the half the number of his current Troops, his guards catch the Spy, and the Target discards the Scheme with no effect. If the result is greater than half his Troops, the Scheme succeeds, and he must follow the instructions. This is know as a Guard Roll, and some investments improve your chance of defending a scheme. </w:t>
+        <w:t>the half the number of his current Troops, his guards catch the Spy, and the Target discards the Scheme with no effect. If the result is greater than half his Troops, the Scheme succeeds, and he must follow the instructions. This is know as a</w:t>
+      </w:r>
+      <w:r>
+        <w:t xml:space="preserve">n Evasion </w:t>
+      </w:r>
+      <w:r>
+        <w:t xml:space="preserve">Roll, and some investments improve your chance of defending a scheme. </w:t>
       </w:r>
       <w:r>
         <w:t xml:space="preserve">Some scheme </w:t>
@@ -1258,7 +1298,13 @@
         <w:t xml:space="preserve">instructions </w:t>
       </w:r>
       <w:r>
-        <w:t>have a random value, known as a Card Roll</w:t>
+        <w:t xml:space="preserve">have a random value, known as a </w:t>
+      </w:r>
+      <w:r>
+        <w:t>Damage</w:t>
+      </w:r>
+      <w:r>
+        <w:t xml:space="preserve"> Roll</w:t>
       </w:r>
       <w:r>
         <w:t>. Again some investments lower the potential damage of schemes.</w:t>
